--- a/docs/business/Project_Proposal_Luyen_Phong_Van_AI.docx
+++ b/docs/business/Project_Proposal_Luyen_Phong_Van_AI.docx
@@ -320,7 +320,7 @@
           <w:sz w:val="22"/>
           <w:szCs w:val="22"/>
         </w:rPr>
-        <w:t xml:space="preserve">AI chấm điểm nội dung câu trả lời theo tiêu chí rõ ràng (dựa trên khung STAR: độ liên quan, cấu trúc, độ đầy đủ).</w:t>
+        <w:t>AI chấm điểm nội dung câu trả lời theo tiêu chí rõ ràng (rubric theo loại câu hỏi: độ liên quan, cấu trúc, độ cụ thể, độ đúng chuyên môn; khung STAR dùng cho câu hỏi hành vi).</w:t>
       </w:r>
     </w:p>
     <w:p>
@@ -1887,7 +1887,7 @@
                 <w:sz w:val="21"/>
                 <w:szCs w:val="21"/>
               </w:rPr>
-              <w:t xml:space="preserve">Gemini 3.7 Flash (Google) – chấm điểm nội dung theo rubric STAR</w:t>
+              <w:t>Gemini 3.7 Flash (Google) – chấm điểm nội dung theo rubric theo loại câu hỏi</w:t>
             </w:r>
           </w:p>
         </w:tc>
